--- a/output/docx/ExtracaoViaInterfaceMetrix.docx
+++ b/output/docx/ExtracaoViaInterfaceMetrix.docx
@@ -271,7 +271,7 @@
               <w:rPr>
                 <w:sz w:val="18"/>
               </w:rPr>
-              <w:t>SYSTEM verifica se existem diretórios de serial number no formato correto e que foram criados a X ou mais tempo definido na propriedade AUTO_COLLECT_WAIT_TIME no arquivo conf.properties e então: envia as extracoes com essas restricoes para o servidor, transfere essas extrações(somente a pasta de serial number) para a pasta 'AUTO_COLLECT_READ_DIR/PRODUCTNUMBER'(onde o PRODUCTNUMBER é referente a cada SERIALNUMBER), atualiza o contador de extrações realizadas/enviadas e fica em espera por novas extracoes com essas mesmas restricoes na pasta indicada, verifica se existe conexão com o servidor para enviar as extrações offline</w:t>
+              <w:t>SYSTEM verifica se existem diretórios de serial number no formato correto e que foram criados a X ou mais tempo definido na propriedade AUTO_COLLECT_WAIT_TIME no arquivo conf.properties e então: envia as extracoes com essas restricoes para o servidor, transfere essas extrações(somente a pasta de serial number) para a pasta 'AUTO_COLLECT_READ_DIR/PRODUCTNUMBER'(onde o PRODUCTNUMBER é referente a cada SERIALNUMBER), atualiza o contador de extrações realizadas/enviadas e fica em espera por novas extracoes com essas mesmas restricoes na pasta indicada</w:t>
             </w:r>
           </w:p>
         </w:tc>
@@ -324,7 +324,7 @@
           <w:sz w:val="24"/>
           <w:color w:val="2B6CB0"/>
         </w:rPr>
-        <w:t>[TC2] Alternative Flow 1: Altera a pasta C:\\Collect para uma pasta vazia</w:t>
+        <w:t>[TC2] Alternative Flow 1: Altera a pasta C\:\\Collect para uma pasta vazia</w:t>
       </w:r>
     </w:p>
     <w:p>
@@ -557,7 +557,7 @@
               <w:rPr>
                 <w:sz w:val="18"/>
               </w:rPr>
-              <w:t>SYSTEM verifica se existem diretórios de serial number no formato correto e que foram criados a X ou mais tempo definido na propriedade AUTO_COLLECT_WAIT_TIME no arquivo conf.properties e então: envia as extracoes com essas restricoes para o servidor, transfere essas extrações(somente a pasta de serial number) para a pasta 'AUTO_COLLECT_READ_DIR/PRODUCTNUMBER'(onde o PRODUCTNUMBER é referente a cada SERIALNUMBER), atualiza o contador de extrações realizadas/enviadas e fica em espera por novas extracoes com essas mesmas restricoes na pasta indicada, verifica se existe conexão com o servidor para enviar as extrações offline</w:t>
+              <w:t>SYSTEM verifica se existem diretórios de serial number no formato correto e que foram criados a X ou mais tempo definido na propriedade AUTO_COLLECT_WAIT_TIME no arquivo conf.properties e então: envia as extracoes com essas restricoes para o servidor, transfere essas extrações(somente a pasta de serial number) para a pasta 'AUTO_COLLECT_READ_DIR/PRODUCTNUMBER'(onde o PRODUCTNUMBER é referente a cada SERIALNUMBER), atualiza o contador de extrações realizadas/enviadas e fica em espera por novas extracoes com essas mesmas restricoes na pasta indicada</w:t>
             </w:r>
           </w:p>
         </w:tc>
@@ -811,7 +811,7 @@
               <w:rPr>
                 <w:sz w:val="18"/>
               </w:rPr>
-              <w:t>SYSTEM verifica se existem diretórios de serial number no formato correto e que foram criados a X ou mais tempo definido na propriedade AUTO_COLLECT_WAIT_TIME no arquivo conf.properties e então: envia as extracoes com essas restricoes para o servidor, transfere essas extrações(somente a pasta de serial number) para a pasta 'AUTO_COLLECT_READ_DIR/PRODUCTNUMBER'(onde o PRODUCTNUMBER é referente a cada SERIALNUMBER), atualiza o contador de extrações realizadas/enviadas e fica em espera por novas extracoes com essas mesmas restricoes na pasta indicada, verifica se existe conexão com o servidor para enviar as extrações offline</w:t>
+              <w:t>SYSTEM verifica se existem diretórios de serial number no formato correto e que foram criados a X ou mais tempo definido na propriedade AUTO_COLLECT_WAIT_TIME no arquivo conf.properties e então: envia as extracoes com essas restricoes para o servidor, transfere essas extrações(somente a pasta de serial number) para a pasta 'AUTO_COLLECT_READ_DIR/PRODUCTNUMBER'(onde o PRODUCTNUMBER é referente a cada SERIALNUMBER), atualiza o contador de extrações realizadas/enviadas e fica em espera por novas extracoes com essas mesmas restricoes na pasta indicada</w:t>
             </w:r>
           </w:p>
         </w:tc>
@@ -875,7 +875,7 @@
               <w:rPr>
                 <w:sz w:val="18"/>
               </w:rPr>
-              <w:t>SYSTEM verifica se existem diretórios de serial number no formato correto e que foram criados a X ou mais tempo definido na propriedade AUTO_COLLECT_WAIT_TIME no arquivo conf.properties e então: envia as extracoes com essas restricoes para o servidor, transfere essas extrações(somente a pasta de serial number) para a pasta 'AUTO_COLLECT_READ_DIR/PRODUCTNUMBER'(onde o PRODUCTNUMBER é referente a cada SERIALNUMBER), atualiza o contador de extrações realizadas/enviadas e fica em espera por novas extracoes com essas mesmas restricoes na pasta indicada, verifica se existe conexão com o servidor para enviar as extrações offline</w:t>
+              <w:t>SYSTEM verifica se existem diretórios de serial number no formato correto e que foram criados a X ou mais tempo definido na propriedade AUTO_COLLECT_WAIT_TIME no arquivo conf.properties e então: envia as extracoes com essas restricoes para o servidor, transfere essas extrações(somente a pasta de serial number) para a pasta 'AUTO_COLLECT_READ_DIR/PRODUCTNUMBER'(onde o PRODUCTNUMBER é referente a cada SERIALNUMBER), atualiza o contador de extrações realizadas/enviadas e fica em espera por novas extracoes com essas mesmas restricoes na pasta indicada</w:t>
             </w:r>
           </w:p>
         </w:tc>
@@ -1097,7 +1097,7 @@
               <w:rPr>
                 <w:sz w:val="18"/>
               </w:rPr>
-              <w:t>SYSTEM verifica se existem diretórios de serial number no formato correto e que foram criados a X ou mais tempo definido na propriedade AUTO_COLLECT_WAIT_TIME no arquivo conf.properties e então: envia as extracoes com essas restricoes para o servidor, transfere essas extrações(somente a pasta de serial number) para a pasta 'AUTO_COLLECT_READ_DIR/PRODUCTNUMBER'(onde o PRODUCTNUMBER é referente a cada SERIALNUMBER), atualiza o contador de extrações realizadas/enviadas e fica em espera por novas extracoes com essas mesmas restricoes na pasta indicada, verifica se existe conexão com o servidor para enviar as extrações offline</w:t>
+              <w:t>SYSTEM verifica se existem diretórios de serial number no formato correto e que foram criados a X ou mais tempo definido na propriedade AUTO_COLLECT_WAIT_TIME no arquivo conf.properties e então: envia as extracoes com essas restricoes para o servidor, transfere essas extrações(somente a pasta de serial number) para a pasta 'AUTO_COLLECT_READ_DIR/PRODUCTNUMBER'(onde o PRODUCTNUMBER é referente a cada SERIALNUMBER), atualiza o contador de extrações realizadas/enviadas e fica em espera por novas extracoes com essas mesmas restricoes na pasta indicada</w:t>
             </w:r>
           </w:p>
         </w:tc>

--- a/output/docx/ExtracaoViaInterfaceMetrix.docx
+++ b/output/docx/ExtracaoViaInterfaceMetrix.docx
@@ -324,7 +324,7 @@
           <w:sz w:val="24"/>
           <w:color w:val="2B6CB0"/>
         </w:rPr>
-        <w:t>[TC2] Alternative Flow 1: Altera a pasta C\:\\Collect para uma pasta vazia</w:t>
+        <w:t>[TC2] Alternative Flow 1: Seleciona pasta vazia</w:t>
       </w:r>
     </w:p>
     <w:p>

--- a/output/docx/ExtracaoViaInterfaceMetrix.docx
+++ b/output/docx/ExtracaoViaInterfaceMetrix.docx
@@ -1356,6 +1356,38 @@
           </w:p>
         </w:tc>
       </w:tr>
+      <w:tr>
+        <w:tc>
+          <w:p>
+            <w:r>
+              <w:rPr>
+                <w:sz w:val="18"/>
+              </w:rPr>
+              <w:t>4</w:t>
+            </w:r>
+          </w:p>
+        </w:tc>
+        <w:tc>
+          <w:p>
+            <w:r>
+              <w:rPr>
+                <w:sz w:val="18"/>
+              </w:rPr>
+              <w:t>clockOffline: a cada 1 minuto</w:t>
+            </w:r>
+          </w:p>
+        </w:tc>
+        <w:tc>
+          <w:p>
+            <w:r>
+              <w:rPr>
+                <w:sz w:val="18"/>
+              </w:rPr>
+              <w:t>SYSTEM verifica se existe conexão com o servidor para enviar as extrações offline</w:t>
+            </w:r>
+          </w:p>
+        </w:tc>
+      </w:tr>
     </w:tbl>
     <w:p>
       <w:r>

--- a/output/docx/ExtracaoViaInterfaceMetrix.docx
+++ b/output/docx/ExtracaoViaInterfaceMetrix.docx
@@ -13,7 +13,7 @@
           <w:sz w:val="40"/>
           <w:color w:val="1A365D"/>
         </w:rPr>
-        <w:t>Test Cases: Extracao via Interface Metrix</w:t>
+        <w:t>Test Cases: Extracao via Interface Matrix</w:t>
       </w:r>
     </w:p>
     <w:p>
@@ -39,7 +39,7 @@
           <w:sz w:val="30"/>
           <w:color w:val="1A365D"/>
         </w:rPr>
-        <w:t>Use Case: Extracao via Interface Metrix (v1.0)</w:t>
+        <w:t>Use Case: Extracao via Interface Matrix (v1.0)</w:t>
       </w:r>
     </w:p>
     <w:p>
@@ -197,7 +197,7 @@
               <w:rPr>
                 <w:sz w:val="18"/>
               </w:rPr>
-              <w:t>administrador: inicia o SAFF Extractor e se autentica</w:t>
+              <w:t>operador: inicia o SAFF Extractor e se autentica</w:t>
             </w:r>
           </w:p>
         </w:tc>
@@ -229,7 +229,7 @@
               <w:rPr>
                 <w:sz w:val="18"/>
               </w:rPr>
-              <w:t>administrador: seleciona uma pasta contendo varias extrações, fornece as informacoes solicitadas na tela inicial e pressiona o botao 'Start'</w:t>
+              <w:t>operador: seleciona uma pasta contendo varias extracoes, fornece as informacoes solicitadas na tela inicial e pressiona o botao 'Start'</w:t>
             </w:r>
           </w:p>
         </w:tc>
@@ -261,17 +261,17 @@
               <w:rPr>
                 <w:sz w:val="18"/>
               </w:rPr>
-              <w:t>clock: a cada 10 segundos</w:t>
-            </w:r>
-          </w:p>
-        </w:tc>
-        <w:tc>
-          <w:p>
-            <w:r>
-              <w:rPr>
-                <w:sz w:val="18"/>
-              </w:rPr>
-              <w:t>SYSTEM verifica se existem diretórios de serial number no formato correto e que foram criados a X ou mais tempo definido na propriedade AUTO_COLLECT_WAIT_TIME no arquivo conf.properties e então: envia as extracoes com essas restricoes para o servidor, transfere essas extrações(somente a pasta de serial number) para a pasta 'AUTO_COLLECT_READ_DIR/PRODUCTNUMBER'(onde o PRODUCTNUMBER é referente a cada SERIALNUMBER), atualiza o contador de extrações realizadas/enviadas e fica em espera por novas extracoes com essas mesmas restricoes na pasta indicada</w:t>
+              <w:t>clock: a cada 30 segundos</w:t>
+            </w:r>
+          </w:p>
+        </w:tc>
+        <w:tc>
+          <w:p>
+            <w:r>
+              <w:rPr>
+                <w:sz w:val="18"/>
+              </w:rPr>
+              <w:t>SYSTEM envia extracoes para o servidor, transfere essas extrações para a pasta 'read', atualiza o contador de extrações realizadas e fica em espera por novas extracoes na pasta indicada</w:t>
             </w:r>
           </w:p>
         </w:tc>
@@ -293,7 +293,7 @@
               <w:rPr>
                 <w:sz w:val="18"/>
               </w:rPr>
-              <w:t>administrador: pressiona botao 'Stop'</w:t>
+              <w:t>operador: pressiona botao 'Stop'</w:t>
             </w:r>
           </w:p>
         </w:tc>
@@ -451,7 +451,7 @@
               <w:rPr>
                 <w:sz w:val="18"/>
               </w:rPr>
-              <w:t>administrador: inicia o SAFF Extractor e se autentica</w:t>
+              <w:t>operador: inicia o SAFF Extractor e se autentica</w:t>
             </w:r>
           </w:p>
         </w:tc>
@@ -483,7 +483,7 @@
               <w:rPr>
                 <w:sz w:val="18"/>
               </w:rPr>
-              <w:t>administrador: seleciona pasta vazia, e pressiona botao 'Start'</w:t>
+              <w:t>operador: seleciona pasta vazia, e pressiona botao 'Start'</w:t>
             </w:r>
           </w:p>
         </w:tc>
@@ -515,7 +515,7 @@
               <w:rPr>
                 <w:sz w:val="18"/>
               </w:rPr>
-              <w:t>administrador: adiciona extracao a pasta indicada</w:t>
+              <w:t>operador: adiciona extracao a pasta indicada</w:t>
             </w:r>
           </w:p>
         </w:tc>
@@ -547,17 +547,17 @@
               <w:rPr>
                 <w:sz w:val="18"/>
               </w:rPr>
-              <w:t>clock: a cada 10 segundos</w:t>
-            </w:r>
-          </w:p>
-        </w:tc>
-        <w:tc>
-          <w:p>
-            <w:r>
-              <w:rPr>
-                <w:sz w:val="18"/>
-              </w:rPr>
-              <w:t>SYSTEM verifica se existem diretórios de serial number no formato correto e que foram criados a X ou mais tempo definido na propriedade AUTO_COLLECT_WAIT_TIME no arquivo conf.properties e então: envia as extracoes com essas restricoes para o servidor, transfere essas extrações(somente a pasta de serial number) para a pasta 'AUTO_COLLECT_READ_DIR/PRODUCTNUMBER'(onde o PRODUCTNUMBER é referente a cada SERIALNUMBER), atualiza o contador de extrações realizadas/enviadas e fica em espera por novas extracoes com essas mesmas restricoes na pasta indicada</w:t>
+              <w:t>clock: a cada 30 segundos</w:t>
+            </w:r>
+          </w:p>
+        </w:tc>
+        <w:tc>
+          <w:p>
+            <w:r>
+              <w:rPr>
+                <w:sz w:val="18"/>
+              </w:rPr>
+              <w:t>SYSTEM envia extracoes para o servidor, transfere essas extrações para a pasta 'read', atualiza o contador de extrações realizadas e fica em espera por novas extracoes na pasta indicada</w:t>
             </w:r>
           </w:p>
         </w:tc>
@@ -579,7 +579,7 @@
               <w:rPr>
                 <w:sz w:val="18"/>
               </w:rPr>
-              <w:t>administrador: pressiona botao 'Stop'</w:t>
+              <w:t>operador: pressiona botao 'Stop'</w:t>
             </w:r>
           </w:p>
         </w:tc>
@@ -737,7 +737,7 @@
               <w:rPr>
                 <w:sz w:val="18"/>
               </w:rPr>
-              <w:t>administrador: inicia o SAFF Extractor e se autentica</w:t>
+              <w:t>operador: inicia o SAFF Extractor e se autentica</w:t>
             </w:r>
           </w:p>
         </w:tc>
@@ -769,7 +769,7 @@
               <w:rPr>
                 <w:sz w:val="18"/>
               </w:rPr>
-              <w:t>administrador: seleciona uma pasta contendo varias extrações, fornece as informacoes solicitadas na tela inicial e pressiona o botao 'Start'</w:t>
+              <w:t>operador: seleciona uma pasta contendo varias extracoes, fornece as informacoes solicitadas na tela inicial e pressiona o botao 'Start'</w:t>
             </w:r>
           </w:p>
         </w:tc>
@@ -801,17 +801,17 @@
               <w:rPr>
                 <w:sz w:val="18"/>
               </w:rPr>
-              <w:t>clock: a cada 10 segundos</w:t>
-            </w:r>
-          </w:p>
-        </w:tc>
-        <w:tc>
-          <w:p>
-            <w:r>
-              <w:rPr>
-                <w:sz w:val="18"/>
-              </w:rPr>
-              <w:t>SYSTEM verifica se existem diretórios de serial number no formato correto e que foram criados a X ou mais tempo definido na propriedade AUTO_COLLECT_WAIT_TIME no arquivo conf.properties e então: envia as extracoes com essas restricoes para o servidor, transfere essas extrações(somente a pasta de serial number) para a pasta 'AUTO_COLLECT_READ_DIR/PRODUCTNUMBER'(onde o PRODUCTNUMBER é referente a cada SERIALNUMBER), atualiza o contador de extrações realizadas/enviadas e fica em espera por novas extracoes com essas mesmas restricoes na pasta indicada</w:t>
+              <w:t>clock: a cada 30 segundos</w:t>
+            </w:r>
+          </w:p>
+        </w:tc>
+        <w:tc>
+          <w:p>
+            <w:r>
+              <w:rPr>
+                <w:sz w:val="18"/>
+              </w:rPr>
+              <w:t>SYSTEM envia extracoes para o servidor, transfere essas extrações para a pasta 'read', atualiza o contador de extrações realizadas e fica em espera por novas extracoes na pasta indicada</w:t>
             </w:r>
           </w:p>
         </w:tc>
@@ -833,7 +833,7 @@
               <w:rPr>
                 <w:sz w:val="18"/>
               </w:rPr>
-              <w:t>administrador: adiciona novas extracoes na pasta indicada</w:t>
+              <w:t>operador: adiciona novas extracoes na pasta indicada</w:t>
             </w:r>
           </w:p>
         </w:tc>
@@ -865,17 +865,17 @@
               <w:rPr>
                 <w:sz w:val="18"/>
               </w:rPr>
-              <w:t>clock: a cada 10 segundos</w:t>
-            </w:r>
-          </w:p>
-        </w:tc>
-        <w:tc>
-          <w:p>
-            <w:r>
-              <w:rPr>
-                <w:sz w:val="18"/>
-              </w:rPr>
-              <w:t>SYSTEM verifica se existem diretórios de serial number no formato correto e que foram criados a X ou mais tempo definido na propriedade AUTO_COLLECT_WAIT_TIME no arquivo conf.properties e então: envia as extracoes com essas restricoes para o servidor, transfere essas extrações(somente a pasta de serial number) para a pasta 'AUTO_COLLECT_READ_DIR/PRODUCTNUMBER'(onde o PRODUCTNUMBER é referente a cada SERIALNUMBER), atualiza o contador de extrações realizadas/enviadas e fica em espera por novas extracoes com essas mesmas restricoes na pasta indicada</w:t>
+              <w:t>clock: a cada 30 segundos</w:t>
+            </w:r>
+          </w:p>
+        </w:tc>
+        <w:tc>
+          <w:p>
+            <w:r>
+              <w:rPr>
+                <w:sz w:val="18"/>
+              </w:rPr>
+              <w:t>SYSTEM envia extracoes para o servidor, transfere essas extrações para a pasta 'read', atualiza o contador de extrações realizadas e fica em espera por novas extracoes na pasta indicada</w:t>
             </w:r>
           </w:p>
         </w:tc>
@@ -897,7 +897,7 @@
               <w:rPr>
                 <w:sz w:val="18"/>
               </w:rPr>
-              <w:t>administrador: pressiona botao 'Stop'</w:t>
+              <w:t>operador: pressiona botao 'Stop'</w:t>
             </w:r>
           </w:p>
         </w:tc>
@@ -928,7 +928,7 @@
           <w:sz w:val="24"/>
           <w:color w:val="2B6CB0"/>
         </w:rPr>
-        <w:t>[TC4] Alternative Flow 3: Modifica o intervalo do temporizador</w:t>
+        <w:t>[TC4] Exception Flow 1: Falha no envio ao servidor</w:t>
       </w:r>
     </w:p>
     <w:p>
@@ -964,7 +964,7 @@
         <w:rPr>
           <w:sz w:val="20"/>
         </w:rPr>
-        <w:t>As extracoes da pasta indicada foram enviadas para o servidor e transferidas para a pasta 'read'</w:t>
+        <w:t>Flow interrupted due to exception / error</w:t>
       </w:r>
     </w:p>
     <w:tbl>
@@ -1055,7 +1055,39 @@
               <w:rPr>
                 <w:sz w:val="18"/>
               </w:rPr>
-              <w:t>administrador: modifica o valor da propriedade AUTO_COLLECT_WAIT_TIME para 60 (o valor é em segundos)</w:t>
+              <w:t>operador: inicia o SAFF Extractor e se autentica</w:t>
+            </w:r>
+          </w:p>
+        </w:tc>
+        <w:tc>
+          <w:p>
+            <w:r>
+              <w:rPr>
+                <w:sz w:val="18"/>
+              </w:rPr>
+              <w:t>SYSTEM exibe tela de coleta automatica</w:t>
+            </w:r>
+          </w:p>
+        </w:tc>
+      </w:tr>
+      <w:tr>
+        <w:tc>
+          <w:p>
+            <w:r>
+              <w:rPr>
+                <w:sz w:val="18"/>
+              </w:rPr>
+              <w:t>2</w:t>
+            </w:r>
+          </w:p>
+        </w:tc>
+        <w:tc>
+          <w:p>
+            <w:r>
+              <w:rPr>
+                <w:sz w:val="18"/>
+              </w:rPr>
+              <w:t>operador: seleciona uma pasta contendo varias extracoes, fornece as informacoes solicitadas na tela inicial e pressiona o botao 'Start'</w:t>
             </w:r>
           </w:p>
         </w:tc>
@@ -1077,38 +1109,6 @@
               <w:rPr>
                 <w:sz w:val="18"/>
               </w:rPr>
-              <w:t>2</w:t>
-            </w:r>
-          </w:p>
-        </w:tc>
-        <w:tc>
-          <w:p>
-            <w:r>
-              <w:rPr>
-                <w:sz w:val="18"/>
-              </w:rPr>
-              <w:t>clock: a cada 10 segundos</w:t>
-            </w:r>
-          </w:p>
-        </w:tc>
-        <w:tc>
-          <w:p>
-            <w:r>
-              <w:rPr>
-                <w:sz w:val="18"/>
-              </w:rPr>
-              <w:t>SYSTEM verifica se existem diretórios de serial number no formato correto e que foram criados a X ou mais tempo definido na propriedade AUTO_COLLECT_WAIT_TIME no arquivo conf.properties e então: envia as extracoes com essas restricoes para o servidor, transfere essas extrações(somente a pasta de serial number) para a pasta 'AUTO_COLLECT_READ_DIR/PRODUCTNUMBER'(onde o PRODUCTNUMBER é referente a cada SERIALNUMBER), atualiza o contador de extrações realizadas/enviadas e fica em espera por novas extracoes com essas mesmas restricoes na pasta indicada</w:t>
-            </w:r>
-          </w:p>
-        </w:tc>
-      </w:tr>
-      <w:tr>
-        <w:tc>
-          <w:p>
-            <w:r>
-              <w:rPr>
-                <w:sz w:val="18"/>
-              </w:rPr>
               <w:t>3</w:t>
             </w:r>
           </w:p>
@@ -1119,17 +1119,49 @@
               <w:rPr>
                 <w:sz w:val="18"/>
               </w:rPr>
-              <w:t>administrador: pressiona botao 'Stop'</w:t>
-            </w:r>
-          </w:p>
-        </w:tc>
-        <w:tc>
-          <w:p>
-            <w:r>
-              <w:rPr>
-                <w:sz w:val="18"/>
-              </w:rPr>
-              <w:t>SYSTEM desbloqueia todos os botoes e para de escutar a pasta indicada</w:t>
+              <w:t>clock: a cada 30 segundos</w:t>
+            </w:r>
+          </w:p>
+        </w:tc>
+        <w:tc>
+          <w:p>
+            <w:r>
+              <w:rPr>
+                <w:sz w:val="18"/>
+              </w:rPr>
+              <w:t>SYSTEM mantem a informacao de quais extracoes foram enviadas para o servidor; fica em espera ate que a conexao seja reestabelecida</w:t>
+            </w:r>
+          </w:p>
+        </w:tc>
+      </w:tr>
+      <w:tr>
+        <w:tc>
+          <w:p>
+            <w:r>
+              <w:rPr>
+                <w:sz w:val="18"/>
+              </w:rPr>
+              <w:t>4</w:t>
+            </w:r>
+          </w:p>
+        </w:tc>
+        <w:tc>
+          <w:p>
+            <w:r>
+              <w:rPr>
+                <w:sz w:val="18"/>
+              </w:rPr>
+              <w:t>clock: a cada 30 segundos</w:t>
+            </w:r>
+          </w:p>
+        </w:tc>
+        <w:tc>
+          <w:p>
+            <w:r>
+              <w:rPr>
+                <w:sz w:val="18"/>
+              </w:rPr>
+              <w:t>SYSTEM tenta enviar extrações restantes para o servidor</w:t>
             </w:r>
           </w:p>
         </w:tc>
@@ -1150,7 +1182,7 @@
           <w:sz w:val="24"/>
           <w:color w:val="2B6CB0"/>
         </w:rPr>
-        <w:t>[TC5] Exception Flow 1: Falha no envio ao servidor</w:t>
+        <w:t>[TC5] Exception Flow 2: Extração não se encontra em formato adequado</w:t>
       </w:r>
     </w:p>
     <w:p>
@@ -1277,7 +1309,7 @@
               <w:rPr>
                 <w:sz w:val="18"/>
               </w:rPr>
-              <w:t>administrador: inicia o SAFF Extractor e se autentica</w:t>
+              <w:t>operador: inicia o SAFF Extractor e se autentica</w:t>
             </w:r>
           </w:p>
         </w:tc>
@@ -1309,7 +1341,7 @@
               <w:rPr>
                 <w:sz w:val="18"/>
               </w:rPr>
-              <w:t>administrador: seleciona uma pasta contendo varias extrações, fornece as informacoes solicitadas na tela inicial e pressiona o botao 'Start'</w:t>
+              <w:t>operador: seleciona uma pasta contendo varias extracoes, fornece as informacoes solicitadas na tela inicial e pressiona o botao 'Start'</w:t>
             </w:r>
           </w:p>
         </w:tc>
@@ -1341,261 +1373,7 @@
               <w:rPr>
                 <w:sz w:val="18"/>
               </w:rPr>
-              <w:t>clock: a cada 10 segundos</w:t>
-            </w:r>
-          </w:p>
-        </w:tc>
-        <w:tc>
-          <w:p>
-            <w:r>
-              <w:rPr>
-                <w:sz w:val="18"/>
-              </w:rPr>
-              <w:t>SYSTEM mantem a informacao de quais extracoes foram enviadas para o servidor; salva a extração no modo offline</w:t>
-            </w:r>
-          </w:p>
-        </w:tc>
-      </w:tr>
-      <w:tr>
-        <w:tc>
-          <w:p>
-            <w:r>
-              <w:rPr>
-                <w:sz w:val="18"/>
-              </w:rPr>
-              <w:t>4</w:t>
-            </w:r>
-          </w:p>
-        </w:tc>
-        <w:tc>
-          <w:p>
-            <w:r>
-              <w:rPr>
-                <w:sz w:val="18"/>
-              </w:rPr>
-              <w:t>clockOffline: a cada 1 minuto</w:t>
-            </w:r>
-          </w:p>
-        </w:tc>
-        <w:tc>
-          <w:p>
-            <w:r>
-              <w:rPr>
-                <w:sz w:val="18"/>
-              </w:rPr>
-              <w:t>SYSTEM verifica se existe conexão com o servidor para enviar as extrações offline</w:t>
-            </w:r>
-          </w:p>
-        </w:tc>
-      </w:tr>
-    </w:tbl>
-    <w:p>
-      <w:r>
-        <w:br/>
-      </w:r>
-    </w:p>
-    <w:p>
-      <w:pPr>
-        <w:spacing w:before="180" w:after="60"/>
-      </w:pPr>
-      <w:r>
-        <w:rPr>
-          <w:b w:val="on"/>
-          <w:sz w:val="24"/>
-          <w:color w:val="2B6CB0"/>
-        </w:rPr>
-        <w:t>[TC6] Exception Flow 2: Extração não se encontra em formato adequado ou o diretório do SERIALNUMBER está vazio</w:t>
-      </w:r>
-    </w:p>
-    <w:p>
-      <w:pPr>
-        <w:spacing w:after="40"/>
-      </w:pPr>
-      <w:r>
-        <w:rPr>
-          <w:b w:val="on"/>
-          <w:sz w:val="20"/>
-        </w:rPr>
-        <w:t xml:space="preserve">Preconditions: </w:t>
-      </w:r>
-      <w:r>
-        <w:rPr>
-          <w:sz w:val="20"/>
-        </w:rPr>
-        <w:t xml:space="preserve"> </w:t>
-      </w:r>
-    </w:p>
-    <w:p>
-      <w:pPr>
-        <w:spacing w:after="40"/>
-      </w:pPr>
-      <w:r>
-        <w:rPr>
-          <w:b w:val="on"/>
-          <w:sz w:val="20"/>
-        </w:rPr>
-        <w:t xml:space="preserve">Postconditions: </w:t>
-      </w:r>
-      <w:r>
-        <w:rPr>
-          <w:sz w:val="20"/>
-        </w:rPr>
-        <w:t>Flow interrupted due to exception / error</w:t>
-      </w:r>
-    </w:p>
-    <w:tbl>
-      <w:tblPr>
-        <w:tblW w:w="5000" w:type="pct"/>
-        <w:tblBorders>
-          <w:top w:val="single"/>
-          <w:left w:val="single"/>
-          <w:bottom w:val="single"/>
-          <w:right w:val="single"/>
-          <w:insideH w:val="single"/>
-          <w:insideV w:val="single"/>
-        </w:tblBorders>
-      </w:tblPr>
-      <w:tr>
-        <w:tc>
-          <w:tcPr>
-            <w:tcW w:w="1200" w:type="dxa"/>
-            <w:shd w:color="auto" w:val="clear" w:fill="2B6CB0"/>
-          </w:tcPr>
-          <w:p>
-            <w:pPr>
-              <w:jc w:val="left"/>
-            </w:pPr>
-            <w:r>
-              <w:rPr>
-                <w:b w:val="on"/>
-                <w:sz w:val="20"/>
-                <w:color w:val="FFFFFF"/>
-              </w:rPr>
-              <w:t>Step #</w:t>
-            </w:r>
-          </w:p>
-        </w:tc>
-        <w:tc>
-          <w:tcPr>
-            <w:tcW w:w="4500" w:type="dxa"/>
-            <w:shd w:color="auto" w:val="clear" w:fill="2B6CB0"/>
-          </w:tcPr>
-          <w:p>
-            <w:pPr>
-              <w:jc w:val="left"/>
-            </w:pPr>
-            <w:r>
-              <w:rPr>
-                <w:b w:val="on"/>
-                <w:sz w:val="20"/>
-                <w:color w:val="FFFFFF"/>
-              </w:rPr>
-              <w:t>Actor Action</w:t>
-            </w:r>
-          </w:p>
-        </w:tc>
-        <w:tc>
-          <w:tcPr>
-            <w:tcW w:w="4500" w:type="dxa"/>
-            <w:shd w:color="auto" w:val="clear" w:fill="2B6CB0"/>
-          </w:tcPr>
-          <w:p>
-            <w:pPr>
-              <w:jc w:val="left"/>
-            </w:pPr>
-            <w:r>
-              <w:rPr>
-                <w:b w:val="on"/>
-                <w:sz w:val="20"/>
-                <w:color w:val="FFFFFF"/>
-              </w:rPr>
-              <w:t>Expected Result (System)</w:t>
-            </w:r>
-          </w:p>
-        </w:tc>
-      </w:tr>
-      <w:tr>
-        <w:tc>
-          <w:p>
-            <w:r>
-              <w:rPr>
-                <w:sz w:val="18"/>
-              </w:rPr>
-              <w:t>1</w:t>
-            </w:r>
-          </w:p>
-        </w:tc>
-        <w:tc>
-          <w:p>
-            <w:r>
-              <w:rPr>
-                <w:sz w:val="18"/>
-              </w:rPr>
-              <w:t>administrador: inicia o SAFF Extractor e se autentica</w:t>
-            </w:r>
-          </w:p>
-        </w:tc>
-        <w:tc>
-          <w:p>
-            <w:r>
-              <w:rPr>
-                <w:sz w:val="18"/>
-              </w:rPr>
-              <w:t>SYSTEM exibe tela de coleta automatica</w:t>
-            </w:r>
-          </w:p>
-        </w:tc>
-      </w:tr>
-      <w:tr>
-        <w:tc>
-          <w:p>
-            <w:r>
-              <w:rPr>
-                <w:sz w:val="18"/>
-              </w:rPr>
-              <w:t>2</w:t>
-            </w:r>
-          </w:p>
-        </w:tc>
-        <w:tc>
-          <w:p>
-            <w:r>
-              <w:rPr>
-                <w:sz w:val="18"/>
-              </w:rPr>
-              <w:t>administrador: seleciona uma pasta contendo varias extrações, fornece as informacoes solicitadas na tela inicial e pressiona o botao 'Start'</w:t>
-            </w:r>
-          </w:p>
-        </w:tc>
-        <w:tc>
-          <w:p>
-            <w:r>
-              <w:rPr>
-                <w:sz w:val="18"/>
-              </w:rPr>
-              <w:t>SYSTEM bloqueia todos os botoes, com excecao do botao 'Stop'</w:t>
-            </w:r>
-          </w:p>
-        </w:tc>
-      </w:tr>
-      <w:tr>
-        <w:tc>
-          <w:p>
-            <w:r>
-              <w:rPr>
-                <w:sz w:val="18"/>
-              </w:rPr>
-              <w:t>3</w:t>
-            </w:r>
-          </w:p>
-        </w:tc>
-        <w:tc>
-          <w:p>
-            <w:r>
-              <w:rPr>
-                <w:sz w:val="18"/>
-              </w:rPr>
-              <w:t>clock: a cada 10 segundos</w:t>
+              <w:t>clock: a cada 30 segundos</w:t>
             </w:r>
           </w:p>
         </w:tc>

--- a/output/docx/ExtracaoViaInterfaceMetrix.docx
+++ b/output/docx/ExtracaoViaInterfaceMetrix.docx
@@ -1172,228 +1172,6 @@
         <w:br/>
       </w:r>
     </w:p>
-    <w:p>
-      <w:pPr>
-        <w:spacing w:before="180" w:after="60"/>
-      </w:pPr>
-      <w:r>
-        <w:rPr>
-          <w:b w:val="on"/>
-          <w:sz w:val="24"/>
-          <w:color w:val="2B6CB0"/>
-        </w:rPr>
-        <w:t>[TC5] Exception Flow 2: Extração não se encontra em formato adequado</w:t>
-      </w:r>
-    </w:p>
-    <w:p>
-      <w:pPr>
-        <w:spacing w:after="40"/>
-      </w:pPr>
-      <w:r>
-        <w:rPr>
-          <w:b w:val="on"/>
-          <w:sz w:val="20"/>
-        </w:rPr>
-        <w:t xml:space="preserve">Preconditions: </w:t>
-      </w:r>
-      <w:r>
-        <w:rPr>
-          <w:sz w:val="20"/>
-        </w:rPr>
-        <w:t xml:space="preserve"> </w:t>
-      </w:r>
-    </w:p>
-    <w:p>
-      <w:pPr>
-        <w:spacing w:after="40"/>
-      </w:pPr>
-      <w:r>
-        <w:rPr>
-          <w:b w:val="on"/>
-          <w:sz w:val="20"/>
-        </w:rPr>
-        <w:t xml:space="preserve">Postconditions: </w:t>
-      </w:r>
-      <w:r>
-        <w:rPr>
-          <w:sz w:val="20"/>
-        </w:rPr>
-        <w:t>Flow interrupted due to exception / error</w:t>
-      </w:r>
-    </w:p>
-    <w:tbl>
-      <w:tblPr>
-        <w:tblW w:w="5000" w:type="pct"/>
-        <w:tblBorders>
-          <w:top w:val="single"/>
-          <w:left w:val="single"/>
-          <w:bottom w:val="single"/>
-          <w:right w:val="single"/>
-          <w:insideH w:val="single"/>
-          <w:insideV w:val="single"/>
-        </w:tblBorders>
-      </w:tblPr>
-      <w:tr>
-        <w:tc>
-          <w:tcPr>
-            <w:tcW w:w="1200" w:type="dxa"/>
-            <w:shd w:color="auto" w:val="clear" w:fill="2B6CB0"/>
-          </w:tcPr>
-          <w:p>
-            <w:pPr>
-              <w:jc w:val="left"/>
-            </w:pPr>
-            <w:r>
-              <w:rPr>
-                <w:b w:val="on"/>
-                <w:sz w:val="20"/>
-                <w:color w:val="FFFFFF"/>
-              </w:rPr>
-              <w:t>Step #</w:t>
-            </w:r>
-          </w:p>
-        </w:tc>
-        <w:tc>
-          <w:tcPr>
-            <w:tcW w:w="4500" w:type="dxa"/>
-            <w:shd w:color="auto" w:val="clear" w:fill="2B6CB0"/>
-          </w:tcPr>
-          <w:p>
-            <w:pPr>
-              <w:jc w:val="left"/>
-            </w:pPr>
-            <w:r>
-              <w:rPr>
-                <w:b w:val="on"/>
-                <w:sz w:val="20"/>
-                <w:color w:val="FFFFFF"/>
-              </w:rPr>
-              <w:t>Actor Action</w:t>
-            </w:r>
-          </w:p>
-        </w:tc>
-        <w:tc>
-          <w:tcPr>
-            <w:tcW w:w="4500" w:type="dxa"/>
-            <w:shd w:color="auto" w:val="clear" w:fill="2B6CB0"/>
-          </w:tcPr>
-          <w:p>
-            <w:pPr>
-              <w:jc w:val="left"/>
-            </w:pPr>
-            <w:r>
-              <w:rPr>
-                <w:b w:val="on"/>
-                <w:sz w:val="20"/>
-                <w:color w:val="FFFFFF"/>
-              </w:rPr>
-              <w:t>Expected Result (System)</w:t>
-            </w:r>
-          </w:p>
-        </w:tc>
-      </w:tr>
-      <w:tr>
-        <w:tc>
-          <w:p>
-            <w:r>
-              <w:rPr>
-                <w:sz w:val="18"/>
-              </w:rPr>
-              <w:t>1</w:t>
-            </w:r>
-          </w:p>
-        </w:tc>
-        <w:tc>
-          <w:p>
-            <w:r>
-              <w:rPr>
-                <w:sz w:val="18"/>
-              </w:rPr>
-              <w:t>operador: inicia o SAFF Extractor e se autentica</w:t>
-            </w:r>
-          </w:p>
-        </w:tc>
-        <w:tc>
-          <w:p>
-            <w:r>
-              <w:rPr>
-                <w:sz w:val="18"/>
-              </w:rPr>
-              <w:t>SYSTEM exibe tela de coleta automatica</w:t>
-            </w:r>
-          </w:p>
-        </w:tc>
-      </w:tr>
-      <w:tr>
-        <w:tc>
-          <w:p>
-            <w:r>
-              <w:rPr>
-                <w:sz w:val="18"/>
-              </w:rPr>
-              <w:t>2</w:t>
-            </w:r>
-          </w:p>
-        </w:tc>
-        <w:tc>
-          <w:p>
-            <w:r>
-              <w:rPr>
-                <w:sz w:val="18"/>
-              </w:rPr>
-              <w:t>operador: seleciona uma pasta contendo varias extracoes, fornece as informacoes solicitadas na tela inicial e pressiona o botao 'Start'</w:t>
-            </w:r>
-          </w:p>
-        </w:tc>
-        <w:tc>
-          <w:p>
-            <w:r>
-              <w:rPr>
-                <w:sz w:val="18"/>
-              </w:rPr>
-              <w:t>SYSTEM bloqueia todos os botoes, com excecao do botao 'Stop'</w:t>
-            </w:r>
-          </w:p>
-        </w:tc>
-      </w:tr>
-      <w:tr>
-        <w:tc>
-          <w:p>
-            <w:r>
-              <w:rPr>
-                <w:sz w:val="18"/>
-              </w:rPr>
-              <w:t>3</w:t>
-            </w:r>
-          </w:p>
-        </w:tc>
-        <w:tc>
-          <w:p>
-            <w:r>
-              <w:rPr>
-                <w:sz w:val="18"/>
-              </w:rPr>
-              <w:t>clock: a cada 30 segundos</w:t>
-            </w:r>
-          </w:p>
-        </w:tc>
-        <w:tc>
-          <w:p>
-            <w:r>
-              <w:rPr>
-                <w:sz w:val="18"/>
-              </w:rPr>
-              <w:t>SYSTEM move a extração para a pasta broken</w:t>
-            </w:r>
-          </w:p>
-        </w:tc>
-      </w:tr>
-    </w:tbl>
-    <w:p>
-      <w:r>
-        <w:br/>
-      </w:r>
-    </w:p>
   </w:body>
 </w:document>
 </file>
--- a/output/docx/ExtracaoViaInterfaceMetrix.docx
+++ b/output/docx/ExtracaoViaInterfaceMetrix.docx
@@ -88,7 +88,7 @@
         <w:rPr>
           <w:sz w:val="20"/>
         </w:rPr>
-        <w:t xml:space="preserve"> </w:t>
+        <w:t>Usuario deve estar logado como administrador</w:t>
       </w:r>
     </w:p>
     <w:p>
@@ -106,7 +106,7 @@
         <w:rPr>
           <w:sz w:val="20"/>
         </w:rPr>
-        <w:t>As extracoes da pasta indicada foram enviadas para o servidor e transferidas para a pasta 'read'</w:t>
+        <w:t>As extracoes da pasta indicada devem ter sido enviadas para o servidor e transferidas para a pasta 'read'</w:t>
       </w:r>
     </w:p>
     <w:tbl>
@@ -197,7 +197,39 @@
               <w:rPr>
                 <w:sz w:val="18"/>
               </w:rPr>
-              <w:t>operador: inicia o SAFF Extractor e se autentica</w:t>
+              <w:t>administrador: configura o extrator para iniciar em modo 'Automatic Collection'</w:t>
+            </w:r>
+          </w:p>
+        </w:tc>
+        <w:tc>
+          <w:p>
+            <w:r>
+              <w:rPr>
+                <w:sz w:val="18"/>
+              </w:rPr>
+              <w:t>SYSTEM exibe tela de login</w:t>
+            </w:r>
+          </w:p>
+        </w:tc>
+      </w:tr>
+      <w:tr>
+        <w:tc>
+          <w:p>
+            <w:r>
+              <w:rPr>
+                <w:sz w:val="18"/>
+              </w:rPr>
+              <w:t>2</w:t>
+            </w:r>
+          </w:p>
+        </w:tc>
+        <w:tc>
+          <w:p>
+            <w:r>
+              <w:rPr>
+                <w:sz w:val="18"/>
+              </w:rPr>
+              <w:t>administrador: faz login no extrator</w:t>
             </w:r>
           </w:p>
         </w:tc>
@@ -219,17 +251,17 @@
               <w:rPr>
                 <w:sz w:val="18"/>
               </w:rPr>
-              <w:t>2</w:t>
-            </w:r>
-          </w:p>
-        </w:tc>
-        <w:tc>
-          <w:p>
-            <w:r>
-              <w:rPr>
-                <w:sz w:val="18"/>
-              </w:rPr>
-              <w:t>operador: seleciona uma pasta contendo varias extracoes, fornece as informacoes solicitadas na tela inicial e pressiona o botao 'Start'</w:t>
+              <w:t>3</w:t>
+            </w:r>
+          </w:p>
+        </w:tc>
+        <w:tc>
+          <w:p>
+            <w:r>
+              <w:rPr>
+                <w:sz w:val="18"/>
+              </w:rPr>
+              <w:t>administrador: seleciona uma pasta contendo varias extracoes, seta as informacoes solicitadas na tela inicial e pressiona o botao 'Start'</w:t>
             </w:r>
           </w:p>
         </w:tc>
@@ -251,7 +283,7 @@
               <w:rPr>
                 <w:sz w:val="18"/>
               </w:rPr>
-              <w:t>3</w:t>
+              <w:t>4</w:t>
             </w:r>
           </w:p>
         </w:tc>
@@ -283,17 +315,17 @@
               <w:rPr>
                 <w:sz w:val="18"/>
               </w:rPr>
-              <w:t>4</w:t>
-            </w:r>
-          </w:p>
-        </w:tc>
-        <w:tc>
-          <w:p>
-            <w:r>
-              <w:rPr>
-                <w:sz w:val="18"/>
-              </w:rPr>
-              <w:t>operador: pressiona botao 'Stop'</w:t>
+              <w:t>5</w:t>
+            </w:r>
+          </w:p>
+        </w:tc>
+        <w:tc>
+          <w:p>
+            <w:r>
+              <w:rPr>
+                <w:sz w:val="18"/>
+              </w:rPr>
+              <w:t>administrador: pressiona botao 'Stop'</w:t>
             </w:r>
           </w:p>
         </w:tc>
@@ -342,7 +374,7 @@
         <w:rPr>
           <w:sz w:val="20"/>
         </w:rPr>
-        <w:t xml:space="preserve"> </w:t>
+        <w:t>Usuario deve estar logado como administrador</w:t>
       </w:r>
     </w:p>
     <w:p>
@@ -360,7 +392,7 @@
         <w:rPr>
           <w:sz w:val="20"/>
         </w:rPr>
-        <w:t>As extracoes da pasta indicada foram enviadas para o servidor e transferidas para a pasta 'read'</w:t>
+        <w:t>As extracoes da pasta indicada devem ter sido enviadas para o servidor e transferidas para a pasta 'read'</w:t>
       </w:r>
     </w:p>
     <w:tbl>
@@ -451,7 +483,39 @@
               <w:rPr>
                 <w:sz w:val="18"/>
               </w:rPr>
-              <w:t>operador: inicia o SAFF Extractor e se autentica</w:t>
+              <w:t>administrador: configura o extrator para iniciar em modo 'Automatic Collection'</w:t>
+            </w:r>
+          </w:p>
+        </w:tc>
+        <w:tc>
+          <w:p>
+            <w:r>
+              <w:rPr>
+                <w:sz w:val="18"/>
+              </w:rPr>
+              <w:t>SYSTEM exibe tela de login</w:t>
+            </w:r>
+          </w:p>
+        </w:tc>
+      </w:tr>
+      <w:tr>
+        <w:tc>
+          <w:p>
+            <w:r>
+              <w:rPr>
+                <w:sz w:val="18"/>
+              </w:rPr>
+              <w:t>2</w:t>
+            </w:r>
+          </w:p>
+        </w:tc>
+        <w:tc>
+          <w:p>
+            <w:r>
+              <w:rPr>
+                <w:sz w:val="18"/>
+              </w:rPr>
+              <w:t>administrador: faz login no extrator</w:t>
             </w:r>
           </w:p>
         </w:tc>
@@ -473,17 +537,17 @@
               <w:rPr>
                 <w:sz w:val="18"/>
               </w:rPr>
-              <w:t>2</w:t>
-            </w:r>
-          </w:p>
-        </w:tc>
-        <w:tc>
-          <w:p>
-            <w:r>
-              <w:rPr>
-                <w:sz w:val="18"/>
-              </w:rPr>
-              <w:t>operador: seleciona pasta vazia, e pressiona botao 'Start'</w:t>
+              <w:t>3</w:t>
+            </w:r>
+          </w:p>
+        </w:tc>
+        <w:tc>
+          <w:p>
+            <w:r>
+              <w:rPr>
+                <w:sz w:val="18"/>
+              </w:rPr>
+              <w:t>administrador: seleciona pasta vazia, e pressiona botao 'Start'</w:t>
             </w:r>
           </w:p>
         </w:tc>
@@ -505,17 +569,17 @@
               <w:rPr>
                 <w:sz w:val="18"/>
               </w:rPr>
-              <w:t>3</w:t>
-            </w:r>
-          </w:p>
-        </w:tc>
-        <w:tc>
-          <w:p>
-            <w:r>
-              <w:rPr>
-                <w:sz w:val="18"/>
-              </w:rPr>
-              <w:t>operador: adiciona extracao a pasta indicada</w:t>
+              <w:t>4</w:t>
+            </w:r>
+          </w:p>
+        </w:tc>
+        <w:tc>
+          <w:p>
+            <w:r>
+              <w:rPr>
+                <w:sz w:val="18"/>
+              </w:rPr>
+              <w:t>administrador: adiciona extracao a pasta indicada</w:t>
             </w:r>
           </w:p>
         </w:tc>
@@ -537,7 +601,7 @@
               <w:rPr>
                 <w:sz w:val="18"/>
               </w:rPr>
-              <w:t>4</w:t>
+              <w:t>5</w:t>
             </w:r>
           </w:p>
         </w:tc>
@@ -569,17 +633,17 @@
               <w:rPr>
                 <w:sz w:val="18"/>
               </w:rPr>
-              <w:t>5</w:t>
-            </w:r>
-          </w:p>
-        </w:tc>
-        <w:tc>
-          <w:p>
-            <w:r>
-              <w:rPr>
-                <w:sz w:val="18"/>
-              </w:rPr>
-              <w:t>operador: pressiona botao 'Stop'</w:t>
+              <w:t>6</w:t>
+            </w:r>
+          </w:p>
+        </w:tc>
+        <w:tc>
+          <w:p>
+            <w:r>
+              <w:rPr>
+                <w:sz w:val="18"/>
+              </w:rPr>
+              <w:t>administrador: pressiona botao 'Stop'</w:t>
             </w:r>
           </w:p>
         </w:tc>
@@ -628,7 +692,7 @@
         <w:rPr>
           <w:sz w:val="20"/>
         </w:rPr>
-        <w:t xml:space="preserve"> </w:t>
+        <w:t>Usuario deve estar logado como administrador</w:t>
       </w:r>
     </w:p>
     <w:p>
@@ -646,7 +710,7 @@
         <w:rPr>
           <w:sz w:val="20"/>
         </w:rPr>
-        <w:t>As extracoes da pasta indicada foram enviadas para o servidor e transferidas para a pasta 'read'</w:t>
+        <w:t>As extracoes da pasta indicada devem ter sido enviadas para o servidor e transferidas para a pasta 'read'</w:t>
       </w:r>
     </w:p>
     <w:tbl>
@@ -737,7 +801,39 @@
               <w:rPr>
                 <w:sz w:val="18"/>
               </w:rPr>
-              <w:t>operador: inicia o SAFF Extractor e se autentica</w:t>
+              <w:t>administrador: configura o extrator para iniciar em modo 'Automatic Collection'</w:t>
+            </w:r>
+          </w:p>
+        </w:tc>
+        <w:tc>
+          <w:p>
+            <w:r>
+              <w:rPr>
+                <w:sz w:val="18"/>
+              </w:rPr>
+              <w:t>SYSTEM exibe tela de login</w:t>
+            </w:r>
+          </w:p>
+        </w:tc>
+      </w:tr>
+      <w:tr>
+        <w:tc>
+          <w:p>
+            <w:r>
+              <w:rPr>
+                <w:sz w:val="18"/>
+              </w:rPr>
+              <w:t>2</w:t>
+            </w:r>
+          </w:p>
+        </w:tc>
+        <w:tc>
+          <w:p>
+            <w:r>
+              <w:rPr>
+                <w:sz w:val="18"/>
+              </w:rPr>
+              <w:t>administrador: faz login no extrator</w:t>
             </w:r>
           </w:p>
         </w:tc>
@@ -759,17 +855,17 @@
               <w:rPr>
                 <w:sz w:val="18"/>
               </w:rPr>
-              <w:t>2</w:t>
-            </w:r>
-          </w:p>
-        </w:tc>
-        <w:tc>
-          <w:p>
-            <w:r>
-              <w:rPr>
-                <w:sz w:val="18"/>
-              </w:rPr>
-              <w:t>operador: seleciona uma pasta contendo varias extracoes, fornece as informacoes solicitadas na tela inicial e pressiona o botao 'Start'</w:t>
+              <w:t>3</w:t>
+            </w:r>
+          </w:p>
+        </w:tc>
+        <w:tc>
+          <w:p>
+            <w:r>
+              <w:rPr>
+                <w:sz w:val="18"/>
+              </w:rPr>
+              <w:t>administrador: seleciona uma pasta contendo varias extracoes, seta as informacoes solicitadas na tela inicial e pressiona o botao 'Start'</w:t>
             </w:r>
           </w:p>
         </w:tc>
@@ -791,7 +887,7 @@
               <w:rPr>
                 <w:sz w:val="18"/>
               </w:rPr>
-              <w:t>3</w:t>
+              <w:t>4</w:t>
             </w:r>
           </w:p>
         </w:tc>
@@ -823,17 +919,17 @@
               <w:rPr>
                 <w:sz w:val="18"/>
               </w:rPr>
-              <w:t>4</w:t>
-            </w:r>
-          </w:p>
-        </w:tc>
-        <w:tc>
-          <w:p>
-            <w:r>
-              <w:rPr>
-                <w:sz w:val="18"/>
-              </w:rPr>
-              <w:t>operador: adiciona novas extracoes na pasta indicada</w:t>
+              <w:t>5</w:t>
+            </w:r>
+          </w:p>
+        </w:tc>
+        <w:tc>
+          <w:p>
+            <w:r>
+              <w:rPr>
+                <w:sz w:val="18"/>
+              </w:rPr>
+              <w:t>administrador: adiciona novas extracoes na pasta indicada</w:t>
             </w:r>
           </w:p>
         </w:tc>
@@ -855,7 +951,7 @@
               <w:rPr>
                 <w:sz w:val="18"/>
               </w:rPr>
-              <w:t>5</w:t>
+              <w:t>6</w:t>
             </w:r>
           </w:p>
         </w:tc>
@@ -887,17 +983,17 @@
               <w:rPr>
                 <w:sz w:val="18"/>
               </w:rPr>
-              <w:t>6</w:t>
-            </w:r>
-          </w:p>
-        </w:tc>
-        <w:tc>
-          <w:p>
-            <w:r>
-              <w:rPr>
-                <w:sz w:val="18"/>
-              </w:rPr>
-              <w:t>operador: pressiona botao 'Stop'</w:t>
+              <w:t>7</w:t>
+            </w:r>
+          </w:p>
+        </w:tc>
+        <w:tc>
+          <w:p>
+            <w:r>
+              <w:rPr>
+                <w:sz w:val="18"/>
+              </w:rPr>
+              <w:t>administrador: pressiona botao 'Stop'</w:t>
             </w:r>
           </w:p>
         </w:tc>
@@ -946,7 +1042,7 @@
         <w:rPr>
           <w:sz w:val="20"/>
         </w:rPr>
-        <w:t xml:space="preserve"> </w:t>
+        <w:t>Usuario deve estar logado como administrador</w:t>
       </w:r>
     </w:p>
     <w:p>
@@ -1055,7 +1151,39 @@
               <w:rPr>
                 <w:sz w:val="18"/>
               </w:rPr>
-              <w:t>operador: inicia o SAFF Extractor e se autentica</w:t>
+              <w:t>administrador: configura o extrator para iniciar em modo 'Automatic Collection'</w:t>
+            </w:r>
+          </w:p>
+        </w:tc>
+        <w:tc>
+          <w:p>
+            <w:r>
+              <w:rPr>
+                <w:sz w:val="18"/>
+              </w:rPr>
+              <w:t>SYSTEM exibe tela de login</w:t>
+            </w:r>
+          </w:p>
+        </w:tc>
+      </w:tr>
+      <w:tr>
+        <w:tc>
+          <w:p>
+            <w:r>
+              <w:rPr>
+                <w:sz w:val="18"/>
+              </w:rPr>
+              <w:t>2</w:t>
+            </w:r>
+          </w:p>
+        </w:tc>
+        <w:tc>
+          <w:p>
+            <w:r>
+              <w:rPr>
+                <w:sz w:val="18"/>
+              </w:rPr>
+              <w:t>administrador: faz login no extrator</w:t>
             </w:r>
           </w:p>
         </w:tc>
@@ -1077,17 +1205,17 @@
               <w:rPr>
                 <w:sz w:val="18"/>
               </w:rPr>
-              <w:t>2</w:t>
-            </w:r>
-          </w:p>
-        </w:tc>
-        <w:tc>
-          <w:p>
-            <w:r>
-              <w:rPr>
-                <w:sz w:val="18"/>
-              </w:rPr>
-              <w:t>operador: seleciona uma pasta contendo varias extracoes, fornece as informacoes solicitadas na tela inicial e pressiona o botao 'Start'</w:t>
+              <w:t>3</w:t>
+            </w:r>
+          </w:p>
+        </w:tc>
+        <w:tc>
+          <w:p>
+            <w:r>
+              <w:rPr>
+                <w:sz w:val="18"/>
+              </w:rPr>
+              <w:t>administrador: seleciona uma pasta contendo varias extracoes, seta as informacoes solicitadas na tela inicial e pressiona o botao 'Start'</w:t>
             </w:r>
           </w:p>
         </w:tc>
@@ -1109,7 +1237,7 @@
               <w:rPr>
                 <w:sz w:val="18"/>
               </w:rPr>
-              <w:t>3</w:t>
+              <w:t>4</w:t>
             </w:r>
           </w:p>
         </w:tc>
@@ -1141,7 +1269,7 @@
               <w:rPr>
                 <w:sz w:val="18"/>
               </w:rPr>
-              <w:t>4</w:t>
+              <w:t>5</w:t>
             </w:r>
           </w:p>
         </w:tc>

--- a/output/docx/ExtracaoViaInterfaceMetrix.docx
+++ b/output/docx/ExtracaoViaInterfaceMetrix.docx
@@ -106,7 +106,7 @@
         <w:rPr>
           <w:sz w:val="20"/>
         </w:rPr>
-        <w:t>As extracoes da pasta indicada devem ter sido enviadas para o servidor e transferidas para a pasta 'read'</w:t>
+        <w:t>As extracoes da pasta indicada deve ter sido enviadas para o servidor e transferidas para a pasta 'read'</w:t>
       </w:r>
     </w:p>
     <w:tbl>
@@ -271,7 +271,7 @@
               <w:rPr>
                 <w:sz w:val="18"/>
               </w:rPr>
-              <w:t>SYSTEM bloqueia todos os botoes, com excecao do botao 'Stop'</w:t>
+              <w:t>SYSTEM processes action successfully</w:t>
             </w:r>
           </w:p>
         </w:tc>
@@ -392,7 +392,7 @@
         <w:rPr>
           <w:sz w:val="20"/>
         </w:rPr>
-        <w:t>As extracoes da pasta indicada devem ter sido enviadas para o servidor e transferidas para a pasta 'read'</w:t>
+        <w:t>As extracoes da pasta indicada deve ter sido enviadas para o servidor e transferidas para a pasta 'read'</w:t>
       </w:r>
     </w:p>
     <w:tbl>
@@ -579,17 +579,17 @@
               <w:rPr>
                 <w:sz w:val="18"/>
               </w:rPr>
-              <w:t>administrador: adiciona extracao a pasta indicada</w:t>
-            </w:r>
-          </w:p>
-        </w:tc>
-        <w:tc>
-          <w:p>
-            <w:r>
-              <w:rPr>
-                <w:sz w:val="18"/>
-              </w:rPr>
-              <w:t>SYSTEM bloqueia todos os botoes, com excecao do botao 'Stop'</w:t>
+              <w:t>clock: a cada 30 segundos</w:t>
+            </w:r>
+          </w:p>
+        </w:tc>
+        <w:tc>
+          <w:p>
+            <w:r>
+              <w:rPr>
+                <w:sz w:val="18"/>
+              </w:rPr>
+              <w:t>SYSTEM envia extracoes para o servidor, transfere essas extrações para a pasta 'read', atualiza o contador de extrações realizadas e fica em espera por novas extracoes na pasta indicada</w:t>
             </w:r>
           </w:p>
         </w:tc>
@@ -602,38 +602,6 @@
                 <w:sz w:val="18"/>
               </w:rPr>
               <w:t>5</w:t>
-            </w:r>
-          </w:p>
-        </w:tc>
-        <w:tc>
-          <w:p>
-            <w:r>
-              <w:rPr>
-                <w:sz w:val="18"/>
-              </w:rPr>
-              <w:t>clock: a cada 30 segundos</w:t>
-            </w:r>
-          </w:p>
-        </w:tc>
-        <w:tc>
-          <w:p>
-            <w:r>
-              <w:rPr>
-                <w:sz w:val="18"/>
-              </w:rPr>
-              <w:t>SYSTEM envia extracoes para o servidor, transfere essas extrações para a pasta 'read', atualiza o contador de extrações realizadas e fica em espera por novas extracoes na pasta indicada</w:t>
-            </w:r>
-          </w:p>
-        </w:tc>
-      </w:tr>
-      <w:tr>
-        <w:tc>
-          <w:p>
-            <w:r>
-              <w:rPr>
-                <w:sz w:val="18"/>
-              </w:rPr>
-              <w:t>6</w:t>
             </w:r>
           </w:p>
         </w:tc>
@@ -710,7 +678,7 @@
         <w:rPr>
           <w:sz w:val="20"/>
         </w:rPr>
-        <w:t>As extracoes da pasta indicada devem ter sido enviadas para o servidor e transferidas para a pasta 'read'</w:t>
+        <w:t>As extracoes da pasta indicada deve ter sido enviadas para o servidor e transferidas para a pasta 'read'</w:t>
       </w:r>
     </w:p>
     <w:tbl>
@@ -875,7 +843,7 @@
               <w:rPr>
                 <w:sz w:val="18"/>
               </w:rPr>
-              <w:t>SYSTEM bloqueia todos os botoes, com excecao do botao 'Stop'</w:t>
+              <w:t>SYSTEM processes action successfully</w:t>
             </w:r>
           </w:p>
         </w:tc>
@@ -907,7 +875,7 @@
               <w:rPr>
                 <w:sz w:val="18"/>
               </w:rPr>
-              <w:t>SYSTEM envia extracoes para o servidor, transfere essas extrações para a pasta 'read', atualiza o contador de extrações realizadas e fica em espera por novas extracoes na pasta indicada</w:t>
+              <w:t>SYSTEM processes action successfully</w:t>
             </w:r>
           </w:p>
         </w:tc>
@@ -939,71 +907,7 @@
               <w:rPr>
                 <w:sz w:val="18"/>
               </w:rPr>
-              <w:t>SYSTEM bloqueia todos os botoes, com excecao do botao 'Stop'</w:t>
-            </w:r>
-          </w:p>
-        </w:tc>
-      </w:tr>
-      <w:tr>
-        <w:tc>
-          <w:p>
-            <w:r>
-              <w:rPr>
-                <w:sz w:val="18"/>
-              </w:rPr>
-              <w:t>6</w:t>
-            </w:r>
-          </w:p>
-        </w:tc>
-        <w:tc>
-          <w:p>
-            <w:r>
-              <w:rPr>
-                <w:sz w:val="18"/>
-              </w:rPr>
-              <w:t>clock: a cada 30 segundos</w:t>
-            </w:r>
-          </w:p>
-        </w:tc>
-        <w:tc>
-          <w:p>
-            <w:r>
-              <w:rPr>
-                <w:sz w:val="18"/>
-              </w:rPr>
-              <w:t>SYSTEM envia extracoes para o servidor, transfere essas extrações para a pasta 'read', atualiza o contador de extrações realizadas e fica em espera por novas extracoes na pasta indicada</w:t>
-            </w:r>
-          </w:p>
-        </w:tc>
-      </w:tr>
-      <w:tr>
-        <w:tc>
-          <w:p>
-            <w:r>
-              <w:rPr>
-                <w:sz w:val="18"/>
-              </w:rPr>
-              <w:t>7</w:t>
-            </w:r>
-          </w:p>
-        </w:tc>
-        <w:tc>
-          <w:p>
-            <w:r>
-              <w:rPr>
-                <w:sz w:val="18"/>
-              </w:rPr>
-              <w:t>administrador: pressiona botao 'Stop'</w:t>
-            </w:r>
-          </w:p>
-        </w:tc>
-        <w:tc>
-          <w:p>
-            <w:r>
-              <w:rPr>
-                <w:sz w:val="18"/>
-              </w:rPr>
-              <w:t>SYSTEM desbloqueia todos os botoes e para de escutar a pasta indicada</w:t>
+              <w:t>SYSTEM processes action successfully</w:t>
             </w:r>
           </w:p>
         </w:tc>
@@ -1225,7 +1129,7 @@
               <w:rPr>
                 <w:sz w:val="18"/>
               </w:rPr>
-              <w:t>SYSTEM bloqueia todos os botoes, com excecao do botao 'Stop'</w:t>
+              <w:t>SYSTEM processes action successfully</w:t>
             </w:r>
           </w:p>
         </w:tc>

--- a/output/docx/ExtracaoViaInterfaceMetrix.docx
+++ b/output/docx/ExtracaoViaInterfaceMetrix.docx
@@ -88,7 +88,7 @@
         <w:rPr>
           <w:sz w:val="20"/>
         </w:rPr>
-        <w:t>Usuario deve estar logado como administrador</w:t>
+        <w:t>Usuário deve estar logado no servidor e no extrator como administrador</w:t>
       </w:r>
     </w:p>
     <w:p>
@@ -106,7 +106,7 @@
         <w:rPr>
           <w:sz w:val="20"/>
         </w:rPr>
-        <w:t>As extracoes da pasta indicada deve ter sido enviadas para o servidor e transferidas para a pasta 'read'</w:t>
+        <w:t/>
       </w:r>
     </w:p>
     <w:tbl>
@@ -197,17 +197,17 @@
               <w:rPr>
                 <w:sz w:val="18"/>
               </w:rPr>
-              <w:t>administrador: configura o extrator para iniciar em modo 'Automatic Collection'</w:t>
-            </w:r>
-          </w:p>
-        </w:tc>
-        <w:tc>
-          <w:p>
-            <w:r>
-              <w:rPr>
-                <w:sz w:val="18"/>
-              </w:rPr>
-              <w:t>SYSTEM exibe tela de login</w:t>
+              <w:t>administrador: seta o extrator para iniciar em modo 'Automatic Collection' e faz login no extrator</w:t>
+            </w:r>
+          </w:p>
+        </w:tc>
+        <w:tc>
+          <w:p>
+            <w:r>
+              <w:rPr>
+                <w:sz w:val="18"/>
+              </w:rPr>
+              <w:t>SYSTEM exibe tela inicial do extrator</w:t>
             </w:r>
           </w:p>
         </w:tc>
@@ -229,17 +229,17 @@
               <w:rPr>
                 <w:sz w:val="18"/>
               </w:rPr>
-              <w:t>administrador: faz login no extrator</w:t>
-            </w:r>
-          </w:p>
-        </w:tc>
-        <w:tc>
-          <w:p>
-            <w:r>
-              <w:rPr>
-                <w:sz w:val="18"/>
-              </w:rPr>
-              <w:t>SYSTEM exibe tela de coleta automatica</w:t>
+              <w:t>administrador: seleciona pasta contendo varias extracoes, seta as informacoes solicitadas na tela inicial e pressiona o botão 'Start'</w:t>
+            </w:r>
+          </w:p>
+        </w:tc>
+        <w:tc>
+          <w:p>
+            <w:r>
+              <w:rPr>
+                <w:sz w:val="18"/>
+              </w:rPr>
+              <w:t>SYSTEM renomeia e transfere extracoes para uma pasta temporaria; atualiza contador de extracoes realizadas; demais botoes estao todos bloqueados, com excecao do botao 'Stop'</w:t>
             </w:r>
           </w:p>
         </w:tc>
@@ -261,17 +261,17 @@
               <w:rPr>
                 <w:sz w:val="18"/>
               </w:rPr>
-              <w:t>administrador: seleciona uma pasta contendo varias extracoes, seta as informacoes solicitadas na tela inicial e pressiona o botao 'Start'</w:t>
-            </w:r>
-          </w:p>
-        </w:tc>
-        <w:tc>
-          <w:p>
-            <w:r>
-              <w:rPr>
-                <w:sz w:val="18"/>
-              </w:rPr>
-              <w:t>SYSTEM processes action successfully</w:t>
+              <w:t>clock: a cada 30 segundos</w:t>
+            </w:r>
+          </w:p>
+        </w:tc>
+        <w:tc>
+          <w:p>
+            <w:r>
+              <w:rPr>
+                <w:sz w:val="18"/>
+              </w:rPr>
+              <w:t>SYSTEM envia extracoes da pasta temporaria para o servidor e fica em espera por novas extracoes na pasta indicada</w:t>
             </w:r>
           </w:p>
         </w:tc>
@@ -293,17 +293,17 @@
               <w:rPr>
                 <w:sz w:val="18"/>
               </w:rPr>
-              <w:t>clock: a cada 30 segundos</w:t>
-            </w:r>
-          </w:p>
-        </w:tc>
-        <w:tc>
-          <w:p>
-            <w:r>
-              <w:rPr>
-                <w:sz w:val="18"/>
-              </w:rPr>
-              <w:t>SYSTEM envia extracoes para o servidor, transfere essas extrações para a pasta 'read', atualiza o contador de extrações realizadas e fica em espera por novas extracoes na pasta indicada</w:t>
+              <w:t>administrador: pressiona botao 'Stop'</w:t>
+            </w:r>
+          </w:p>
+        </w:tc>
+        <w:tc>
+          <w:p>
+            <w:r>
+              <w:rPr>
+                <w:sz w:val="18"/>
+              </w:rPr>
+              <w:t>SYSTEM retorna para tela incial</w:t>
             </w:r>
           </w:p>
         </w:tc>
@@ -325,17 +325,17 @@
               <w:rPr>
                 <w:sz w:val="18"/>
               </w:rPr>
-              <w:t>administrador: pressiona botao 'Stop'</w:t>
-            </w:r>
-          </w:p>
-        </w:tc>
-        <w:tc>
-          <w:p>
-            <w:r>
-              <w:rPr>
-                <w:sz w:val="18"/>
-              </w:rPr>
-              <w:t>SYSTEM desbloqueia todos os botoes e para de escutar a pasta indicada</w:t>
+              <w:t>administrador: vai para pagina de visualizacao de extracoes no servidor</w:t>
+            </w:r>
+          </w:p>
+        </w:tc>
+        <w:tc>
+          <w:p>
+            <w:r>
+              <w:rPr>
+                <w:sz w:val="18"/>
+              </w:rPr>
+              <w:t>SYSTEM exibe tela de visualização de extracoes com extracoes recentes no topo</w:t>
             </w:r>
           </w:p>
         </w:tc>
@@ -374,7 +374,7 @@
         <w:rPr>
           <w:sz w:val="20"/>
         </w:rPr>
-        <w:t>Usuario deve estar logado como administrador</w:t>
+        <w:t>Usuário deve estar logado no servidor e no extrator como administrador</w:t>
       </w:r>
     </w:p>
     <w:p>
@@ -392,7 +392,7 @@
         <w:rPr>
           <w:sz w:val="20"/>
         </w:rPr>
-        <w:t>As extracoes da pasta indicada deve ter sido enviadas para o servidor e transferidas para a pasta 'read'</w:t>
+        <w:t/>
       </w:r>
     </w:p>
     <w:tbl>
@@ -483,17 +483,17 @@
               <w:rPr>
                 <w:sz w:val="18"/>
               </w:rPr>
-              <w:t>administrador: configura o extrator para iniciar em modo 'Automatic Collection'</w:t>
-            </w:r>
-          </w:p>
-        </w:tc>
-        <w:tc>
-          <w:p>
-            <w:r>
-              <w:rPr>
-                <w:sz w:val="18"/>
-              </w:rPr>
-              <w:t>SYSTEM exibe tela de login</w:t>
+              <w:t>administrador: seta o extrator para iniciar em modo 'Automatic Collection' e faz login no extrator</w:t>
+            </w:r>
+          </w:p>
+        </w:tc>
+        <w:tc>
+          <w:p>
+            <w:r>
+              <w:rPr>
+                <w:sz w:val="18"/>
+              </w:rPr>
+              <w:t>SYSTEM exibe tela inicial do extrator</w:t>
             </w:r>
           </w:p>
         </w:tc>
@@ -515,113 +515,17 @@
               <w:rPr>
                 <w:sz w:val="18"/>
               </w:rPr>
-              <w:t>administrador: faz login no extrator</w:t>
-            </w:r>
-          </w:p>
-        </w:tc>
-        <w:tc>
-          <w:p>
-            <w:r>
-              <w:rPr>
-                <w:sz w:val="18"/>
-              </w:rPr>
-              <w:t>SYSTEM exibe tela de coleta automatica</w:t>
-            </w:r>
-          </w:p>
-        </w:tc>
-      </w:tr>
-      <w:tr>
-        <w:tc>
-          <w:p>
-            <w:r>
-              <w:rPr>
-                <w:sz w:val="18"/>
-              </w:rPr>
-              <w:t>3</w:t>
-            </w:r>
-          </w:p>
-        </w:tc>
-        <w:tc>
-          <w:p>
-            <w:r>
-              <w:rPr>
-                <w:sz w:val="18"/>
-              </w:rPr>
-              <w:t>administrador: seleciona pasta vazia, e pressiona botao 'Start'</w:t>
-            </w:r>
-          </w:p>
-        </w:tc>
-        <w:tc>
-          <w:p>
-            <w:r>
-              <w:rPr>
-                <w:sz w:val="18"/>
-              </w:rPr>
-              <w:t>SYSTEM fica em espera ate que alguma extracao seja adicionada na pasta indicada</w:t>
-            </w:r>
-          </w:p>
-        </w:tc>
-      </w:tr>
-      <w:tr>
-        <w:tc>
-          <w:p>
-            <w:r>
-              <w:rPr>
-                <w:sz w:val="18"/>
-              </w:rPr>
-              <w:t>4</w:t>
-            </w:r>
-          </w:p>
-        </w:tc>
-        <w:tc>
-          <w:p>
-            <w:r>
-              <w:rPr>
-                <w:sz w:val="18"/>
-              </w:rPr>
-              <w:t>clock: a cada 30 segundos</w:t>
-            </w:r>
-          </w:p>
-        </w:tc>
-        <w:tc>
-          <w:p>
-            <w:r>
-              <w:rPr>
-                <w:sz w:val="18"/>
-              </w:rPr>
-              <w:t>SYSTEM envia extracoes para o servidor, transfere essas extrações para a pasta 'read', atualiza o contador de extrações realizadas e fica em espera por novas extracoes na pasta indicada</w:t>
-            </w:r>
-          </w:p>
-        </w:tc>
-      </w:tr>
-      <w:tr>
-        <w:tc>
-          <w:p>
-            <w:r>
-              <w:rPr>
-                <w:sz w:val="18"/>
-              </w:rPr>
-              <w:t>5</w:t>
-            </w:r>
-          </w:p>
-        </w:tc>
-        <w:tc>
-          <w:p>
-            <w:r>
-              <w:rPr>
-                <w:sz w:val="18"/>
-              </w:rPr>
-              <w:t>administrador: pressiona botao 'Stop'</w:t>
-            </w:r>
-          </w:p>
-        </w:tc>
-        <w:tc>
-          <w:p>
-            <w:r>
-              <w:rPr>
-                <w:sz w:val="18"/>
-              </w:rPr>
-              <w:t>SYSTEM desbloqueia todos os botoes e para de escutar a pasta indicada</w:t>
+              <w:t>administrador: seleciona pasta vazia, e pressiona botão 'Start'</w:t>
+            </w:r>
+          </w:p>
+        </w:tc>
+        <w:tc>
+          <w:p>
+            <w:r>
+              <w:rPr>
+                <w:sz w:val="18"/>
+              </w:rPr>
+              <w:t>SYSTEM fica em espera ate que usuario insira alguma extracao na pasta indicada</w:t>
             </w:r>
           </w:p>
         </w:tc>
@@ -660,7 +564,7 @@
         <w:rPr>
           <w:sz w:val="20"/>
         </w:rPr>
-        <w:t>Usuario deve estar logado como administrador</w:t>
+        <w:t>Usuário deve estar logado no servidor e no extrator como administrador</w:t>
       </w:r>
     </w:p>
     <w:p>
@@ -678,7 +582,7 @@
         <w:rPr>
           <w:sz w:val="20"/>
         </w:rPr>
-        <w:t>As extracoes da pasta indicada deve ter sido enviadas para o servidor e transferidas para a pasta 'read'</w:t>
+        <w:t/>
       </w:r>
     </w:p>
     <w:tbl>
@@ -769,17 +673,17 @@
               <w:rPr>
                 <w:sz w:val="18"/>
               </w:rPr>
-              <w:t>administrador: configura o extrator para iniciar em modo 'Automatic Collection'</w:t>
-            </w:r>
-          </w:p>
-        </w:tc>
-        <w:tc>
-          <w:p>
-            <w:r>
-              <w:rPr>
-                <w:sz w:val="18"/>
-              </w:rPr>
-              <w:t>SYSTEM exibe tela de login</w:t>
+              <w:t>administrador: seta o extrator para iniciar em modo 'Automatic Collection' e faz login no extrator</w:t>
+            </w:r>
+          </w:p>
+        </w:tc>
+        <w:tc>
+          <w:p>
+            <w:r>
+              <w:rPr>
+                <w:sz w:val="18"/>
+              </w:rPr>
+              <w:t>SYSTEM exibe tela inicial do extrator</w:t>
             </w:r>
           </w:p>
         </w:tc>
@@ -801,17 +705,17 @@
               <w:rPr>
                 <w:sz w:val="18"/>
               </w:rPr>
-              <w:t>administrador: faz login no extrator</w:t>
-            </w:r>
-          </w:p>
-        </w:tc>
-        <w:tc>
-          <w:p>
-            <w:r>
-              <w:rPr>
-                <w:sz w:val="18"/>
-              </w:rPr>
-              <w:t>SYSTEM exibe tela de coleta automatica</w:t>
+              <w:t>administrador: seleciona pasta contendo varias extracoes, seta as informacoes solicitadas na tela inicial e pressiona o botão 'Start'</w:t>
+            </w:r>
+          </w:p>
+        </w:tc>
+        <w:tc>
+          <w:p>
+            <w:r>
+              <w:rPr>
+                <w:sz w:val="18"/>
+              </w:rPr>
+              <w:t>SYSTEM renomeia e transfere extracoes para uma pasta temporaria; atualiza contador de extracoes realizadas; demais botoes estao todos bloqueados, com excecao do botao 'Stop'</w:t>
             </w:r>
           </w:p>
         </w:tc>
@@ -833,7 +737,7 @@
               <w:rPr>
                 <w:sz w:val="18"/>
               </w:rPr>
-              <w:t>administrador: seleciona uma pasta contendo varias extracoes, seta as informacoes solicitadas na tela inicial e pressiona o botao 'Start'</w:t>
+              <w:t>clock: a cada 30 segundos</w:t>
             </w:r>
           </w:p>
         </w:tc>
@@ -865,6 +769,38 @@
               <w:rPr>
                 <w:sz w:val="18"/>
               </w:rPr>
+              <w:t>administrador: adiciona novas extracoes na pasta indicada</w:t>
+            </w:r>
+          </w:p>
+        </w:tc>
+        <w:tc>
+          <w:p>
+            <w:r>
+              <w:rPr>
+                <w:sz w:val="18"/>
+              </w:rPr>
+              <w:t>SYSTEM renomeia e transfere extracoes para uma pasta temporaria; atualiza contador de extracoes realizadas; demais botoes estao todos bloqueados, com excecao do botao 'Stop'</w:t>
+            </w:r>
+          </w:p>
+        </w:tc>
+      </w:tr>
+      <w:tr>
+        <w:tc>
+          <w:p>
+            <w:r>
+              <w:rPr>
+                <w:sz w:val="18"/>
+              </w:rPr>
+              <w:t>5</w:t>
+            </w:r>
+          </w:p>
+        </w:tc>
+        <w:tc>
+          <w:p>
+            <w:r>
+              <w:rPr>
+                <w:sz w:val="18"/>
+              </w:rPr>
               <w:t>clock: a cada 30 segundos</w:t>
             </w:r>
           </w:p>
@@ -875,39 +811,71 @@
               <w:rPr>
                 <w:sz w:val="18"/>
               </w:rPr>
-              <w:t>SYSTEM processes action successfully</w:t>
-            </w:r>
-          </w:p>
-        </w:tc>
-      </w:tr>
-      <w:tr>
-        <w:tc>
-          <w:p>
-            <w:r>
-              <w:rPr>
-                <w:sz w:val="18"/>
-              </w:rPr>
-              <w:t>5</w:t>
-            </w:r>
-          </w:p>
-        </w:tc>
-        <w:tc>
-          <w:p>
-            <w:r>
-              <w:rPr>
-                <w:sz w:val="18"/>
-              </w:rPr>
-              <w:t>administrador: adiciona novas extracoes na pasta indicada</w:t>
-            </w:r>
-          </w:p>
-        </w:tc>
-        <w:tc>
-          <w:p>
-            <w:r>
-              <w:rPr>
-                <w:sz w:val="18"/>
-              </w:rPr>
-              <w:t>SYSTEM processes action successfully</w:t>
+              <w:t>SYSTEM envia extracoes da pasta temporaria para o servidor e fica em espera por novas extracoes na pasta indicada</w:t>
+            </w:r>
+          </w:p>
+        </w:tc>
+      </w:tr>
+      <w:tr>
+        <w:tc>
+          <w:p>
+            <w:r>
+              <w:rPr>
+                <w:sz w:val="18"/>
+              </w:rPr>
+              <w:t>6</w:t>
+            </w:r>
+          </w:p>
+        </w:tc>
+        <w:tc>
+          <w:p>
+            <w:r>
+              <w:rPr>
+                <w:sz w:val="18"/>
+              </w:rPr>
+              <w:t>administrador: pressiona botao 'Stop'</w:t>
+            </w:r>
+          </w:p>
+        </w:tc>
+        <w:tc>
+          <w:p>
+            <w:r>
+              <w:rPr>
+                <w:sz w:val="18"/>
+              </w:rPr>
+              <w:t>SYSTEM retorna para tela incial</w:t>
+            </w:r>
+          </w:p>
+        </w:tc>
+      </w:tr>
+      <w:tr>
+        <w:tc>
+          <w:p>
+            <w:r>
+              <w:rPr>
+                <w:sz w:val="18"/>
+              </w:rPr>
+              <w:t>7</w:t>
+            </w:r>
+          </w:p>
+        </w:tc>
+        <w:tc>
+          <w:p>
+            <w:r>
+              <w:rPr>
+                <w:sz w:val="18"/>
+              </w:rPr>
+              <w:t>administrador: vai para pagina de visualizacao de extracoes no servidor</w:t>
+            </w:r>
+          </w:p>
+        </w:tc>
+        <w:tc>
+          <w:p>
+            <w:r>
+              <w:rPr>
+                <w:sz w:val="18"/>
+              </w:rPr>
+              <w:t>SYSTEM exibe tela de visualização de extracoes com extracoes recentes no topo</w:t>
             </w:r>
           </w:p>
         </w:tc>
@@ -946,7 +914,7 @@
         <w:rPr>
           <w:sz w:val="20"/>
         </w:rPr>
-        <w:t>Usuario deve estar logado como administrador</w:t>
+        <w:t>Usuário deve estar logado no servidor e no extrator como administrador</w:t>
       </w:r>
     </w:p>
     <w:p>
@@ -1055,17 +1023,17 @@
               <w:rPr>
                 <w:sz w:val="18"/>
               </w:rPr>
-              <w:t>administrador: configura o extrator para iniciar em modo 'Automatic Collection'</w:t>
-            </w:r>
-          </w:p>
-        </w:tc>
-        <w:tc>
-          <w:p>
-            <w:r>
-              <w:rPr>
-                <w:sz w:val="18"/>
-              </w:rPr>
-              <w:t>SYSTEM exibe tela de login</w:t>
+              <w:t>administrador: seta o extrator para iniciar em modo 'Automatic Collection' e faz login no extrator</w:t>
+            </w:r>
+          </w:p>
+        </w:tc>
+        <w:tc>
+          <w:p>
+            <w:r>
+              <w:rPr>
+                <w:sz w:val="18"/>
+              </w:rPr>
+              <w:t>SYSTEM exibe tela inicial do extrator</w:t>
             </w:r>
           </w:p>
         </w:tc>
@@ -1087,17 +1055,17 @@
               <w:rPr>
                 <w:sz w:val="18"/>
               </w:rPr>
-              <w:t>administrador: faz login no extrator</w:t>
-            </w:r>
-          </w:p>
-        </w:tc>
-        <w:tc>
-          <w:p>
-            <w:r>
-              <w:rPr>
-                <w:sz w:val="18"/>
-              </w:rPr>
-              <w:t>SYSTEM exibe tela de coleta automatica</w:t>
+              <w:t>administrador: seleciona pasta contendo varias extracoes, seta as informacoes solicitadas na tela inicial e pressiona o botão 'Start'</w:t>
+            </w:r>
+          </w:p>
+        </w:tc>
+        <w:tc>
+          <w:p>
+            <w:r>
+              <w:rPr>
+                <w:sz w:val="18"/>
+              </w:rPr>
+              <w:t>SYSTEM renomeia e transfere extracoes para uma pasta temporaria; atualiza contador de extracoes realizadas; demais botoes estao todos bloqueados, com excecao do botao 'Stop'</w:t>
             </w:r>
           </w:p>
         </w:tc>
@@ -1119,17 +1087,17 @@
               <w:rPr>
                 <w:sz w:val="18"/>
               </w:rPr>
-              <w:t>administrador: seleciona uma pasta contendo varias extracoes, seta as informacoes solicitadas na tela inicial e pressiona o botao 'Start'</w:t>
-            </w:r>
-          </w:p>
-        </w:tc>
-        <w:tc>
-          <w:p>
-            <w:r>
-              <w:rPr>
-                <w:sz w:val="18"/>
-              </w:rPr>
-              <w:t>SYSTEM processes action successfully</w:t>
+              <w:t>clock: a cada 30 segundos</w:t>
+            </w:r>
+          </w:p>
+        </w:tc>
+        <w:tc>
+          <w:p>
+            <w:r>
+              <w:rPr>
+                <w:sz w:val="18"/>
+              </w:rPr>
+              <w:t>SYSTEM mantem informacao de quais extracoes foram enviadas; fica em espera ate que a conexao seja reestabelecida</w:t>
             </w:r>
           </w:p>
         </w:tc>
@@ -1161,39 +1129,7 @@
               <w:rPr>
                 <w:sz w:val="18"/>
               </w:rPr>
-              <w:t>SYSTEM mantem a informacao de quais extracoes foram enviadas para o servidor; fica em espera ate que a conexao seja reestabelecida</w:t>
-            </w:r>
-          </w:p>
-        </w:tc>
-      </w:tr>
-      <w:tr>
-        <w:tc>
-          <w:p>
-            <w:r>
-              <w:rPr>
-                <w:sz w:val="18"/>
-              </w:rPr>
-              <w:t>5</w:t>
-            </w:r>
-          </w:p>
-        </w:tc>
-        <w:tc>
-          <w:p>
-            <w:r>
-              <w:rPr>
-                <w:sz w:val="18"/>
-              </w:rPr>
-              <w:t>clock: a cada 30 segundos</w:t>
-            </w:r>
-          </w:p>
-        </w:tc>
-        <w:tc>
-          <w:p>
-            <w:r>
-              <w:rPr>
-                <w:sz w:val="18"/>
-              </w:rPr>
-              <w:t>SYSTEM tenta enviar extrações restantes para o servidor</w:t>
+              <w:t>SYSTEM tenta enviar extracoes restantes para o servidor</w:t>
             </w:r>
           </w:p>
         </w:tc>
